--- a/Manuals/09_Italian/07_Set_Ecosystem_Tutorial.docx
+++ b/Manuals/09_Italian/07_Set_Ecosystem_Tutorial.docx
@@ -897,7 +897,7 @@
         <w:pStyle w:val="ListBullet"/>
       </w:pPr>
       <w:r>
-        <w:t>Iniziare dai baseline 01–05 con BUY/SELL separati.</w:t>
+        <w:t>Navigate per classe e asset: ogni asset porta gli 11 tipi di sistema (01_SLTP a 11_SIGNAL_ONLY), un set per lato (BUY/SELL; BOTH per il grid unificato) e due varianti di ingresso — MULTI mette in gara gli indicatori 0–10 su un solo asse, ICHIMOKU ha un file dedicato.</w:t>
       </w:r>
     </w:p>
     <w:p>
@@ -905,7 +905,7 @@
         <w:pStyle w:val="ListBullet"/>
       </w:pPr>
       <w:r>
-        <w:t>06 è ricerca a un solo asse.</w:t>
+        <w:t>La fase 1 e la scoperta delle regioni: lanciate il genetico sul set cosi com'e — gruppo di ingresso completo (indicatore, metodo, timeframe, applied price, periodi), uscite del sistema e interruttori dei filtri, tutto insieme.</w:t>
       </w:r>
     </w:p>
     <w:p>
@@ -913,7 +913,7 @@
         <w:pStyle w:val="ListBullet"/>
       </w:pPr>
       <w:r>
-        <w:t>07 ingresso, 08 filtri, 09 rischio, 10 uscita.</w:t>
+        <w:t>Dai giri successivi, bloccate (Y→N) gli input 'di scrittura' — enum e booleani — decisi dalla fase precedente e lasciate aperti solo i numerici; la taratura di un filtro entra solo se il suo interruttore e sopravvissuto acceso.</w:t>
       </w:r>
     </w:p>
     <w:p>
@@ -921,7 +921,7 @@
         <w:pStyle w:val="ListBullet"/>
       </w:pPr>
       <w:r>
-        <w:t>Eseguire IS, OOS e forward demo cronologici.</w:t>
+        <w:t>Il filtro ATR di ingresso (EntradaATR) esiste solo nei sistemi grid; altrove resta spento per costruzione.</w:t>
       </w:r>
     </w:p>
     <w:p>
@@ -929,7 +929,7 @@
         <w:pStyle w:val="ListBullet"/>
       </w:pPr>
       <w:r>
-        <w:t>Controllare Status, RelativePath e SHA256.</w:t>
+        <w:t>Validate il vincitore su tick reali: decidono la divergenza contro l'OHLC e la retention out-of-sample, mai il profitto in-sample.</w:t>
       </w:r>
     </w:p>
     <w:p>
@@ -937,7 +937,7 @@
         <w:pStyle w:val="ListBullet"/>
       </w:pPr>
       <w:r>
-        <w:t>Solo USE esplicito autorizza l'ambiente definito.</w:t>
+        <w:t>Dopo il tick reale, passate il dimensionamento a Percentage e rilanciate: promuovete solo se passa anche questa — ed e in quel modo che il set deve operare.</w:t>
       </w:r>
     </w:p>
     <w:p>
